--- a/DAY8/8_Daily_Report.docx
+++ b/DAY8/8_Daily_Report.docx
@@ -43,17 +43,12 @@
         <w:t xml:space="preserve">In this task, I learned about Synchronizing with Effects using the </w:t>
       </w:r>
       <w:proofErr w:type="spellStart"/>
-      <w:proofErr w:type="gramStart"/>
       <w:r>
         <w:t>useEffect</w:t>
       </w:r>
       <w:proofErr w:type="spellEnd"/>
       <w:r>
-        <w:t>(</w:t>
-      </w:r>
-      <w:proofErr w:type="gramEnd"/>
-      <w:r>
-        <w:t>) Hook in React. I understood that Effects are used to perform side effects after a component renders, such as fetching data from APIs, updating the document title, setting timers, subscribing to events, or interacting with external libraries. Unlike event handlers, Effects run automatically after rendering to synchronize the UI with external systems.</w:t>
+        <w:t>() Hook in React. I understood that Effects are used to perform side effects after a component renders, such as fetching data from APIs, updating the document title, setting timers, subscribing to events, or interacting with external libraries. Unlike event handlers, Effects run automatically after rendering to synchronize the UI with external systems.</w:t>
       </w:r>
     </w:p>
     <w:p>
@@ -66,17 +61,12 @@
         <w:t xml:space="preserve">Another important concept I learned was the cleanup function in </w:t>
       </w:r>
       <w:proofErr w:type="spellStart"/>
-      <w:proofErr w:type="gramStart"/>
       <w:r>
         <w:t>useEffect</w:t>
       </w:r>
       <w:proofErr w:type="spellEnd"/>
       <w:r>
-        <w:t>(</w:t>
-      </w:r>
-      <w:proofErr w:type="gramEnd"/>
-      <w:r>
-        <w:t>). Cleanup functions are used to remove event listeners, clear timers, or cancel subscriptions before the component unmounts or before the Effect runs again. This prevents memory leaks and keeps React applications efficient and well-organized.</w:t>
+        <w:t>(). Cleanup functions are used to remove event listeners, clear timers, or cancel subscriptions before the component unmounts or before the Effect runs again. This prevents memory leaks and keeps React applications efficient and well-organized.</w:t>
       </w:r>
     </w:p>
     <w:p>
@@ -101,17 +91,12 @@
         <w:t xml:space="preserve">After completing this task, I understood how to use </w:t>
       </w:r>
       <w:proofErr w:type="spellStart"/>
-      <w:proofErr w:type="gramStart"/>
       <w:r>
         <w:t>useEffect</w:t>
       </w:r>
       <w:proofErr w:type="spellEnd"/>
       <w:r>
-        <w:t>(</w:t>
-      </w:r>
-      <w:proofErr w:type="gramEnd"/>
-      <w:r>
-        <w:t>) to handle side effects, control its execution with dependency arrays, and clean up resources properly. These concepts are essential for building efficient, responsive, and maintainable React applications.</w:t>
+        <w:t>() to handle side effects, control its execution with dependency arrays, and clean up resources properly. These concepts are essential for building efficient, responsive, and maintainable React applications.</w:t>
       </w:r>
     </w:p>
     <w:p/>
@@ -176,51 +161,25 @@
         <w:t xml:space="preserve"> API using React. I used the </w:t>
       </w:r>
       <w:proofErr w:type="spellStart"/>
-      <w:proofErr w:type="gramStart"/>
       <w:r>
         <w:t>useState</w:t>
       </w:r>
       <w:proofErr w:type="spellEnd"/>
       <w:r>
-        <w:t>(</w:t>
-      </w:r>
-      <w:proofErr w:type="gramEnd"/>
-      <w:r>
-        <w:t xml:space="preserve">) Hook to store the fetched data and the </w:t>
+        <w:t xml:space="preserve">() Hook to store the fetched data and the </w:t>
       </w:r>
       <w:proofErr w:type="spellStart"/>
-      <w:proofErr w:type="gramStart"/>
       <w:r>
         <w:t>useEffect</w:t>
       </w:r>
       <w:proofErr w:type="spellEnd"/>
       <w:r>
-        <w:t>(</w:t>
-      </w:r>
-      <w:proofErr w:type="gramEnd"/>
-      <w:r>
-        <w:t>) Hook to make the API request when the component was first rendered. This allowed me to display real-time data instead of using static content.</w:t>
+        <w:t>() Hook to make the API request when the component was first rendered. This allowed me to display real-time data instead of using static content.</w:t>
       </w:r>
     </w:p>
     <w:p>
       <w:r>
-        <w:t xml:space="preserve">I also learned how to make asynchronous API requests using the </w:t>
-      </w:r>
-      <w:proofErr w:type="gramStart"/>
-      <w:r>
-        <w:t>fetch(</w:t>
-      </w:r>
-      <w:proofErr w:type="gramEnd"/>
-      <w:r>
-        <w:t xml:space="preserve">) method, convert the response into JSON format, and update the component state with the received data. Once the data was stored, I used the </w:t>
-      </w:r>
-      <w:proofErr w:type="gramStart"/>
-      <w:r>
-        <w:t>map(</w:t>
-      </w:r>
-      <w:proofErr w:type="gramEnd"/>
-      <w:r>
-        <w:t>) method to render each user's information dynamically, making the application scalable and reusable.</w:t>
+        <w:t>I also learned how to make asynchronous API requests using the fetch() method, convert the response into JSON format, and update the component state with the received data. Once the data was stored, I used the map() method to render each user's information dynamically, making the application scalable and reusable.</w:t>
       </w:r>
     </w:p>
     <w:p>
@@ -250,41 +209,58 @@
         <w:t xml:space="preserve">After completing this task, I understood how to fetch data from an external API, manage it using </w:t>
       </w:r>
       <w:proofErr w:type="spellStart"/>
-      <w:proofErr w:type="gramStart"/>
       <w:r>
         <w:t>useState</w:t>
       </w:r>
       <w:proofErr w:type="spellEnd"/>
       <w:r>
-        <w:t>(</w:t>
-      </w:r>
-      <w:proofErr w:type="gramEnd"/>
-      <w:r>
-        <w:t xml:space="preserve">) and </w:t>
+        <w:t xml:space="preserve">() and </w:t>
       </w:r>
       <w:proofErr w:type="spellStart"/>
-      <w:proofErr w:type="gramStart"/>
       <w:r>
         <w:t>useEffect</w:t>
       </w:r>
       <w:proofErr w:type="spellEnd"/>
       <w:r>
-        <w:t>(</w:t>
-      </w:r>
-      <w:proofErr w:type="gramEnd"/>
-      <w:r>
-        <w:t xml:space="preserve">), render dynamic lists using </w:t>
-      </w:r>
-      <w:proofErr w:type="gramStart"/>
-      <w:r>
-        <w:t>map(</w:t>
-      </w:r>
-      <w:proofErr w:type="gramEnd"/>
-      <w:r>
-        <w:t>), and handle loading and error states effectively. These concepts are essential for developing real-world, data-driven React applications.</w:t>
+        <w:t>(), render dynamic lists using map(), and handle loading and error states effectively. These concepts are essential for developing real-world, data-driven React applications.</w:t>
       </w:r>
     </w:p>
     <w:p/>
+    <w:p>
+      <w:pPr>
+        <w:pStyle w:val="ListParagraph"/>
+        <w:numPr>
+          <w:ilvl w:val="0"/>
+          <w:numId w:val="1"/>
+        </w:numPr>
+        <w:rPr>
+          <w:b/>
+          <w:bCs/>
+          <w:u w:val="single"/>
+        </w:rPr>
+      </w:pPr>
+      <w:r>
+        <w:rPr>
+          <w:b/>
+          <w:bCs/>
+          <w:u w:val="single"/>
+        </w:rPr>
+        <w:t xml:space="preserve">GITHUB REPO LINK: </w:t>
+      </w:r>
+    </w:p>
+    <w:p>
+      <w:pPr>
+        <w:ind w:firstLine="720"/>
+      </w:pPr>
+      <w:hyperlink r:id="rId5" w:history="1">
+        <w:r>
+          <w:rPr>
+            <w:rStyle w:val="Hyperlink"/>
+          </w:rPr>
+          <w:t>https://github.com/yashrathod910/15D_Internship/tree/main/DAY7</w:t>
+        </w:r>
+      </w:hyperlink>
+    </w:p>
     <w:sectPr>
       <w:pgSz w:w="11906" w:h="16838"/>
       <w:pgMar w:top="1440" w:right="1440" w:bottom="1440" w:left="1440" w:header="708" w:footer="708" w:gutter="0"/>
@@ -293,6 +269,126 @@
     </w:sectPr>
   </w:body>
 </w:document>
+</file>
+
+<file path=word/numbering.xml><?xml version="1.0" encoding="utf-8"?>
+<w:numbering xmlns:wpc="http://schemas.microsoft.com/office/word/2010/wordprocessingCanvas" xmlns:cx="http://schemas.microsoft.com/office/drawing/2014/chartex" xmlns:cx1="http://schemas.microsoft.com/office/drawing/2015/9/8/chartex" xmlns:cx2="http://schemas.microsoft.com/office/drawing/2015/10/21/chartex" xmlns:cx3="http://schemas.microsoft.com/office/drawing/2016/5/9/chartex" xmlns:cx4="http://schemas.microsoft.com/office/drawing/2016/5/10/chartex" xmlns:cx5="http://schemas.microsoft.com/office/drawing/2016/5/11/chartex" xmlns:cx6="http://schemas.microsoft.com/office/drawing/2016/5/12/chartex" xmlns:cx7="http://schemas.microsoft.com/office/drawing/2016/5/13/chartex" xmlns:cx8="http://schemas.microsoft.com/office/drawing/2016/5/14/chartex" xmlns:mc="http://schemas.openxmlformats.org/markup-compatibility/2006" xmlns:aink="http://schemas.microsoft.com/office/drawing/2016/ink" xmlns:am3d="http://schemas.microsoft.com/office/drawing/2017/model3d" xmlns:o="urn:schemas-microsoft-com:office:office" xmlns:oel="http://schemas.microsoft.com/office/2019/extlst" xmlns:r="http://schemas.openxmlformats.org/officeDocument/2006/relationships" xmlns:m="http://schemas.openxmlformats.org/officeDocument/2006/math" xmlns:v="urn:schemas-microsoft-com:vml" xmlns:wp14="http://schemas.microsoft.com/office/word/2010/wordprocessingDrawing" xmlns:wp="http://schemas.openxmlformats.org/drawingml/2006/wordprocessingDrawing" xmlns:w10="urn:schemas-microsoft-com:office:word" xmlns:w="http://schemas.openxmlformats.org/wordprocessingml/2006/main" xmlns:w14="http://schemas.microsoft.com/office/word/2010/wordml" xmlns:w15="http://schemas.microsoft.com/office/word/2012/wordml" xmlns:w16cex="http://schemas.microsoft.com/office/word/2018/wordml/cex" xmlns:w16cid="http://schemas.microsoft.com/office/word/2016/wordml/cid" xmlns:w16="http://schemas.microsoft.com/office/word/2018/wordml" xmlns:w16du="http://schemas.microsoft.com/office/word/2023/wordml/word16du" xmlns:w16sdtdh="http://schemas.microsoft.com/office/word/2020/wordml/sdtdatahash" xmlns:w16sdtfl="http://schemas.microsoft.com/office/word/2024/wordml/sdtformatlock" xmlns:w16se="http://schemas.microsoft.com/office/word/2015/wordml/symex" xmlns:wpg="http://schemas.microsoft.com/office/word/2010/wordprocessingGroup" xmlns:wpi="http://schemas.microsoft.com/office/word/2010/wordprocessingInk" xmlns:wne="http://schemas.microsoft.com/office/word/2006/wordml" xmlns:wps="http://schemas.microsoft.com/office/word/2010/wordprocessingShape" mc:Ignorable="w14 w15 w16se w16cid w16 w16cex w16sdtdh w16sdtfl w16du wp14">
+  <w:abstractNum w:abstractNumId="0" w15:restartNumberingAfterBreak="0">
+    <w:nsid w:val="383334DF"/>
+    <w:multiLevelType w:val="hybridMultilevel"/>
+    <w:tmpl w:val="80BE7864"/>
+    <w:lvl w:ilvl="0" w:tplc="96167366">
+      <w:numFmt w:val="bullet"/>
+      <w:lvlText w:val=""/>
+      <w:lvlJc w:val="left"/>
+      <w:pPr>
+        <w:ind w:left="720" w:hanging="360"/>
+      </w:pPr>
+      <w:rPr>
+        <w:rFonts w:ascii="Wingdings" w:eastAsiaTheme="minorHAnsi" w:hAnsi="Wingdings" w:cstheme="minorBidi" w:hint="default"/>
+      </w:rPr>
+    </w:lvl>
+    <w:lvl w:ilvl="1" w:tplc="40090003" w:tentative="1">
+      <w:start w:val="1"/>
+      <w:numFmt w:val="bullet"/>
+      <w:lvlText w:val="o"/>
+      <w:lvlJc w:val="left"/>
+      <w:pPr>
+        <w:ind w:left="1440" w:hanging="360"/>
+      </w:pPr>
+      <w:rPr>
+        <w:rFonts w:ascii="Courier New" w:hAnsi="Courier New" w:cs="Courier New" w:hint="default"/>
+      </w:rPr>
+    </w:lvl>
+    <w:lvl w:ilvl="2" w:tplc="40090005" w:tentative="1">
+      <w:start w:val="1"/>
+      <w:numFmt w:val="bullet"/>
+      <w:lvlText w:val=""/>
+      <w:lvlJc w:val="left"/>
+      <w:pPr>
+        <w:ind w:left="2160" w:hanging="360"/>
+      </w:pPr>
+      <w:rPr>
+        <w:rFonts w:ascii="Wingdings" w:hAnsi="Wingdings" w:hint="default"/>
+      </w:rPr>
+    </w:lvl>
+    <w:lvl w:ilvl="3" w:tplc="40090001" w:tentative="1">
+      <w:start w:val="1"/>
+      <w:numFmt w:val="bullet"/>
+      <w:lvlText w:val=""/>
+      <w:lvlJc w:val="left"/>
+      <w:pPr>
+        <w:ind w:left="2880" w:hanging="360"/>
+      </w:pPr>
+      <w:rPr>
+        <w:rFonts w:ascii="Symbol" w:hAnsi="Symbol" w:hint="default"/>
+      </w:rPr>
+    </w:lvl>
+    <w:lvl w:ilvl="4" w:tplc="40090003" w:tentative="1">
+      <w:start w:val="1"/>
+      <w:numFmt w:val="bullet"/>
+      <w:lvlText w:val="o"/>
+      <w:lvlJc w:val="left"/>
+      <w:pPr>
+        <w:ind w:left="3600" w:hanging="360"/>
+      </w:pPr>
+      <w:rPr>
+        <w:rFonts w:ascii="Courier New" w:hAnsi="Courier New" w:cs="Courier New" w:hint="default"/>
+      </w:rPr>
+    </w:lvl>
+    <w:lvl w:ilvl="5" w:tplc="40090005" w:tentative="1">
+      <w:start w:val="1"/>
+      <w:numFmt w:val="bullet"/>
+      <w:lvlText w:val=""/>
+      <w:lvlJc w:val="left"/>
+      <w:pPr>
+        <w:ind w:left="4320" w:hanging="360"/>
+      </w:pPr>
+      <w:rPr>
+        <w:rFonts w:ascii="Wingdings" w:hAnsi="Wingdings" w:hint="default"/>
+      </w:rPr>
+    </w:lvl>
+    <w:lvl w:ilvl="6" w:tplc="40090001" w:tentative="1">
+      <w:start w:val="1"/>
+      <w:numFmt w:val="bullet"/>
+      <w:lvlText w:val=""/>
+      <w:lvlJc w:val="left"/>
+      <w:pPr>
+        <w:ind w:left="5040" w:hanging="360"/>
+      </w:pPr>
+      <w:rPr>
+        <w:rFonts w:ascii="Symbol" w:hAnsi="Symbol" w:hint="default"/>
+      </w:rPr>
+    </w:lvl>
+    <w:lvl w:ilvl="7" w:tplc="40090003" w:tentative="1">
+      <w:start w:val="1"/>
+      <w:numFmt w:val="bullet"/>
+      <w:lvlText w:val="o"/>
+      <w:lvlJc w:val="left"/>
+      <w:pPr>
+        <w:ind w:left="5760" w:hanging="360"/>
+      </w:pPr>
+      <w:rPr>
+        <w:rFonts w:ascii="Courier New" w:hAnsi="Courier New" w:cs="Courier New" w:hint="default"/>
+      </w:rPr>
+    </w:lvl>
+    <w:lvl w:ilvl="8" w:tplc="40090005" w:tentative="1">
+      <w:start w:val="1"/>
+      <w:numFmt w:val="bullet"/>
+      <w:lvlText w:val=""/>
+      <w:lvlJc w:val="left"/>
+      <w:pPr>
+        <w:ind w:left="6480" w:hanging="360"/>
+      </w:pPr>
+      <w:rPr>
+        <w:rFonts w:ascii="Wingdings" w:hAnsi="Wingdings" w:hint="default"/>
+      </w:rPr>
+    </w:lvl>
+  </w:abstractNum>
+  <w:num w:numId="1" w16cid:durableId="1815218444">
+    <w:abstractNumId w:val="0"/>
+  </w:num>
+</w:numbering>
 </file>
 
 <file path=word/styles.xml><?xml version="1.0" encoding="utf-8"?>
@@ -1211,6 +1307,29 @@
       <w:spacing w:val="5"/>
     </w:rPr>
   </w:style>
+  <w:style w:type="character" w:styleId="Hyperlink">
+    <w:name w:val="Hyperlink"/>
+    <w:basedOn w:val="DefaultParagraphFont"/>
+    <w:uiPriority w:val="99"/>
+    <w:unhideWhenUsed/>
+    <w:rsid w:val="00243B61"/>
+    <w:rPr>
+      <w:color w:val="0563C1" w:themeColor="hyperlink"/>
+      <w:u w:val="single"/>
+    </w:rPr>
+  </w:style>
+  <w:style w:type="character" w:styleId="UnresolvedMention">
+    <w:name w:val="Unresolved Mention"/>
+    <w:basedOn w:val="DefaultParagraphFont"/>
+    <w:uiPriority w:val="99"/>
+    <w:semiHidden/>
+    <w:unhideWhenUsed/>
+    <w:rsid w:val="00243B61"/>
+    <w:rPr>
+      <w:color w:val="605E5C"/>
+      <w:shd w:val="clear" w:color="auto" w:fill="E1DFDD"/>
+    </w:rPr>
+  </w:style>
 </w:styles>
 </file>
 
